--- a/data/products_docs/product_fan.docx
+++ b/data/products_docs/product_fan.docx
@@ -8,13 +8,34 @@
         <w:t>見出し（タイトル）：扇風機</w:t>
       </w:r>
     </w:p>
-    <w:p xmlns:wp14="http://schemas.microsoft.com/office/word/2010/wordml" wp14:paraId="7815F268" wp14:textId="60641BDF">
+    <w:p xmlns:wp14="http://schemas.microsoft.com/office/word/2010/wordml" wp14:paraId="7815F268" wp14:textId="0BAA8F9E">
       <w:pPr>
         <w:pStyle w:val="Normal"/>
       </w:pPr>
       <w:r>
         <w:rPr/>
         <w:t xml:space="preserve"> </w:t>
+      </w:r>
+      <w:r>
+        <w:rPr/>
+        <w:t>ID：</w:t>
+      </w:r>
+      <w:r>
+        <w:rPr>
+          <w:rFonts w:ascii="system-ui" w:hAnsi="system-ui" w:eastAsia="system-ui" w:cs="system-ui"/>
+          <w:b w:val="0"/>
+          <w:bCs w:val="0"/>
+          <w:i w:val="0"/>
+          <w:iCs w:val="0"/>
+          <w:caps w:val="0"/>
+          <w:smallCaps w:val="0"/>
+          <w:noProof w:val="0"/>
+          <w:color w:val="555555"/>
+          <w:sz w:val="22"/>
+          <w:szCs w:val="22"/>
+          <w:lang w:eastAsia="ja-JP"/>
+        </w:rPr>
+        <w:t xml:space="preserve"> item003</w:t>
       </w:r>
     </w:p>
     <w:p xmlns:wp14="http://schemas.microsoft.com/office/word/2010/wordml" wp14:paraId="6B0F401E" wp14:textId="4D74FF1C">

--- a/data/products_docs/product_fan.docx
+++ b/data/products_docs/product_fan.docx
@@ -8,9 +8,23 @@
         <w:t>見出し（タイトル）：扇風機</w:t>
       </w:r>
     </w:p>
-    <w:p xmlns:wp14="http://schemas.microsoft.com/office/word/2010/wordml" wp14:paraId="7815F268" wp14:textId="0BAA8F9E">
+    <w:p xmlns:wp14="http://schemas.microsoft.com/office/word/2010/wordml" wp14:paraId="7815F268" wp14:textId="016153D7">
       <w:pPr>
         <w:pStyle w:val="Normal"/>
+        <w:rPr>
+          <w:rFonts w:ascii="system-ui" w:hAnsi="system-ui" w:eastAsia="system-ui" w:cs="system-ui"/>
+          <w:b w:val="0"/>
+          <w:bCs w:val="0"/>
+          <w:i w:val="0"/>
+          <w:iCs w:val="0"/>
+          <w:caps w:val="0"/>
+          <w:smallCaps w:val="0"/>
+          <w:noProof w:val="0"/>
+          <w:color w:val="555555"/>
+          <w:sz w:val="22"/>
+          <w:szCs w:val="22"/>
+          <w:lang w:eastAsia="ja-JP"/>
+        </w:rPr>
       </w:pPr>
       <w:r>
         <w:rPr/>
@@ -35,7 +49,24 @@
           <w:szCs w:val="22"/>
           <w:lang w:eastAsia="ja-JP"/>
         </w:rPr>
-        <w:t xml:space="preserve"> item003</w:t>
+        <w:t xml:space="preserve"> item</w:t>
+      </w:r>
+      <w:r>
+        <w:rPr>
+          <w:rFonts w:ascii="system-ui" w:hAnsi="system-ui" w:eastAsia="system-ui" w:cs="system-ui"/>
+          <w:b w:val="0"/>
+          <w:bCs w:val="0"/>
+          <w:i w:val="0"/>
+          <w:iCs w:val="0"/>
+          <w:caps w:val="0"/>
+          <w:smallCaps w:val="0"/>
+          <w:noProof w:val="0"/>
+          <w:color w:val="555555"/>
+          <w:sz w:val="22"/>
+          <w:szCs w:val="22"/>
+          <w:lang w:eastAsia="ja-JP"/>
+        </w:rPr>
+        <w:t>202</w:t>
       </w:r>
     </w:p>
     <w:p xmlns:wp14="http://schemas.microsoft.com/office/word/2010/wordml" wp14:paraId="6B0F401E" wp14:textId="4D74FF1C">
@@ -63,6 +94,15 @@
       <w:r>
         <w:rPr/>
         <w:t>説明：コンパクトで省スペース。風量3段階調整。夏の必需品。</w:t>
+      </w:r>
+    </w:p>
+    <w:p>
+      <w:pPr>
+        <w:pStyle w:val="Normal"/>
+      </w:pPr>
+      <w:r>
+        <w:rPr/>
+        <w:t>金額：4990円</w:t>
       </w:r>
     </w:p>
     <w:sectPr>
